--- a/Documentation/EduPredict_documentation.docx
+++ b/Documentation/EduPredict_documentation.docx
@@ -9358,25 +9358,7 @@
                                   <w:sz w:val="24"/>
                                   <w:szCs w:val="24"/>
                                 </w:rPr>
-                                <w:t xml:space="preserve">  </w:t>
-                              </w:r>
-                              <w:proofErr w:type="spellStart"/>
-                              <w:r>
-                                <w:rPr>
-                                  <w:rFonts w:asciiTheme="majorBidi" w:hAnsiTheme="majorBidi" w:cstheme="majorBidi"/>
-                                  <w:sz w:val="24"/>
-                                  <w:szCs w:val="24"/>
-                                </w:rPr>
-                                <w:t>Streamlit</w:t>
-                              </w:r>
-                              <w:proofErr w:type="spellEnd"/>
-                              <w:r>
-                                <w:rPr>
-                                  <w:rFonts w:asciiTheme="majorBidi" w:hAnsiTheme="majorBidi" w:cstheme="majorBidi"/>
-                                  <w:sz w:val="24"/>
-                                  <w:szCs w:val="24"/>
-                                </w:rPr>
-                                <w:t>-based web interface</w:t>
+                                <w:t xml:space="preserve">  Streamlit-based web interface</w:t>
                               </w:r>
                             </w:p>
                           </w:txbxContent>
@@ -9772,25 +9754,7 @@
                             <w:sz w:val="24"/>
                             <w:szCs w:val="24"/>
                           </w:rPr>
-                          <w:t xml:space="preserve">  </w:t>
-                        </w:r>
-                        <w:proofErr w:type="spellStart"/>
-                        <w:r>
-                          <w:rPr>
-                            <w:rFonts w:asciiTheme="majorBidi" w:hAnsiTheme="majorBidi" w:cstheme="majorBidi"/>
-                            <w:sz w:val="24"/>
-                            <w:szCs w:val="24"/>
-                          </w:rPr>
-                          <w:t>Streamlit</w:t>
-                        </w:r>
-                        <w:proofErr w:type="spellEnd"/>
-                        <w:r>
-                          <w:rPr>
-                            <w:rFonts w:asciiTheme="majorBidi" w:hAnsiTheme="majorBidi" w:cstheme="majorBidi"/>
-                            <w:sz w:val="24"/>
-                            <w:szCs w:val="24"/>
-                          </w:rPr>
-                          <w:t>-based web interface</w:t>
+                          <w:t xml:space="preserve">  Streamlit-based web interface</w:t>
                         </w:r>
                       </w:p>
                     </w:txbxContent>
@@ -10351,18 +10315,8 @@
           <w:sz w:val="24"/>
           <w:szCs w:val="24"/>
         </w:rPr>
-        <w:t xml:space="preserve"> </w:t>
-      </w:r>
-      <w:proofErr w:type="spellStart"/>
-      <w:r>
-        <w:rPr>
-          <w:rFonts w:ascii="Times New Roman" w:hAnsi="Times New Roman" w:cs="Times New Roman"/>
-          <w:sz w:val="24"/>
-          <w:szCs w:val="24"/>
-        </w:rPr>
-        <w:t>Streamlit</w:t>
-      </w:r>
-      <w:proofErr w:type="spellEnd"/>
+        <w:t xml:space="preserve"> Streamlit</w:t>
+      </w:r>
     </w:p>
     <w:p>
       <w:pPr>
@@ -20314,7 +20268,6 @@
         </w:rPr>
         <w:t xml:space="preserve">: </w:t>
       </w:r>
-      <w:proofErr w:type="spellStart"/>
       <w:r>
         <w:rPr>
           <w:rFonts w:ascii="Times New Roman" w:hAnsi="Times New Roman" w:cs="Times New Roman"/>
@@ -20322,17 +20275,7 @@
           <w:sz w:val="24"/>
           <w:szCs w:val="24"/>
         </w:rPr>
-        <w:t>Streamlit</w:t>
-      </w:r>
-      <w:proofErr w:type="spellEnd"/>
-      <w:r>
-        <w:rPr>
-          <w:rFonts w:ascii="Times New Roman" w:hAnsi="Times New Roman" w:cs="Times New Roman"/>
-          <w:bCs/>
-          <w:sz w:val="24"/>
-          <w:szCs w:val="24"/>
-        </w:rPr>
-        <w:t xml:space="preserve"> Cloud</w:t>
+        <w:t>Streamlit Cloud</w:t>
       </w:r>
     </w:p>
     <w:p>
@@ -20385,6 +20328,27 @@
         </w:rPr>
         <w:t>:</w:t>
       </w:r>
+      <w:r>
+        <w:rPr>
+          <w:rFonts w:ascii="Times New Roman" w:hAnsi="Times New Roman" w:cs="Times New Roman"/>
+          <w:b/>
+          <w:sz w:val="28"/>
+          <w:szCs w:val="28"/>
+        </w:rPr>
+        <w:t xml:space="preserve"> </w:t>
+      </w:r>
+      <w:hyperlink r:id="rId12" w:history="1">
+        <w:r>
+          <w:rPr>
+            <w:rStyle w:val="Hyperlink"/>
+            <w:rFonts w:ascii="Times New Roman" w:hAnsi="Times New Roman" w:cs="Times New Roman"/>
+            <w:b/>
+            <w:sz w:val="28"/>
+            <w:szCs w:val="28"/>
+          </w:rPr>
+          <w:t>https://big-data-edupredict.streamlit.app/</w:t>
+        </w:r>
+      </w:hyperlink>
     </w:p>
     <w:p/>
     <w:p>
@@ -23377,27 +23341,7 @@
           <w:sz w:val="24"/>
           <w:szCs w:val="24"/>
         </w:rPr>
-        <w:t xml:space="preserve"> </w:t>
-      </w:r>
-      <w:proofErr w:type="spellStart"/>
-      <w:r>
-        <w:rPr>
-          <w:rFonts w:ascii="Times New Roman" w:hAnsi="Times New Roman" w:cs="Times New Roman"/>
-          <w:bCs/>
-          <w:sz w:val="24"/>
-          <w:szCs w:val="24"/>
-        </w:rPr>
-        <w:t>indentification</w:t>
-      </w:r>
-      <w:proofErr w:type="spellEnd"/>
-      <w:r>
-        <w:rPr>
-          <w:rFonts w:ascii="Times New Roman" w:hAnsi="Times New Roman" w:cs="Times New Roman"/>
-          <w:bCs/>
-          <w:sz w:val="24"/>
-          <w:szCs w:val="24"/>
-        </w:rPr>
-        <w:t xml:space="preserve"> of academic struggles</w:t>
+        <w:t xml:space="preserve"> indentification of academic struggles</w:t>
       </w:r>
     </w:p>
     <w:p>
@@ -25671,8 +25615,20 @@
           <w:sz w:val="24"/>
           <w:szCs w:val="24"/>
         </w:rPr>
-        <w:t>: URL</w:t>
-      </w:r>
+        <w:t xml:space="preserve">: </w:t>
+      </w:r>
+      <w:hyperlink r:id="rId13" w:history="1">
+        <w:r>
+          <w:rPr>
+            <w:rStyle w:val="Hyperlink"/>
+            <w:rFonts w:ascii="Times New Roman" w:hAnsi="Times New Roman" w:cs="Times New Roman"/>
+            <w:b/>
+            <w:sz w:val="24"/>
+            <w:szCs w:val="24"/>
+          </w:rPr>
+          <w:t>https://github.com/ShaikhMinhajUddin/EduPredict</w:t>
+        </w:r>
+      </w:hyperlink>
     </w:p>
     <w:p>
       <w:pPr>
@@ -25794,23 +25750,13 @@
           <w:szCs w:val="28"/>
         </w:rPr>
       </w:pPr>
-      <w:proofErr w:type="spellStart"/>
       <w:r>
         <w:rPr>
           <w:rFonts w:ascii="Times New Roman" w:hAnsi="Times New Roman" w:cs="Times New Roman"/>
           <w:sz w:val="28"/>
           <w:szCs w:val="28"/>
         </w:rPr>
-        <w:t>Streamlit</w:t>
-      </w:r>
-      <w:proofErr w:type="spellEnd"/>
-      <w:r>
-        <w:rPr>
-          <w:rFonts w:ascii="Times New Roman" w:hAnsi="Times New Roman" w:cs="Times New Roman"/>
-          <w:sz w:val="28"/>
-          <w:szCs w:val="28"/>
-        </w:rPr>
-        <w:t xml:space="preserve"> Documentation – Web Application Framework</w:t>
+        <w:t>Streamlit Documentation – Web Application Framework</w:t>
       </w:r>
     </w:p>
     <w:p>
@@ -26027,9 +25973,9 @@
       </w:r>
     </w:p>
     <w:sectPr>
-      <w:headerReference w:type="default" r:id="rId12"/>
-      <w:footerReference w:type="default" r:id="rId13"/>
-      <w:footerReference w:type="first" r:id="rId14"/>
+      <w:headerReference w:type="default" r:id="rId14"/>
+      <w:footerReference w:type="default" r:id="rId15"/>
+      <w:footerReference w:type="first" r:id="rId16"/>
       <w:pgSz w:w="12240" w:h="15840"/>
       <w:pgMar w:top="1440" w:right="1440" w:bottom="1440" w:left="1440" w:header="288" w:footer="720" w:gutter="0"/>
       <w:pgBorders w:display="notFirstPage" w:offsetFrom="page">
@@ -34610,6 +34556,18 @@
       </w:tcPr>
     </w:tblStylePr>
   </w:style>
+  <w:style w:type="character" w:styleId="UnresolvedMention">
+    <w:name w:val="Unresolved Mention"/>
+    <w:basedOn w:val="DefaultParagraphFont"/>
+    <w:uiPriority w:val="99"/>
+    <w:semiHidden/>
+    <w:unhideWhenUsed/>
+    <w:rsid w:val="00801795"/>
+    <w:rPr>
+      <w:color w:val="605E5C"/>
+      <w:shd w:val="clear" w:color="auto" w:fill="E1DFDD"/>
+    </w:rPr>
+  </w:style>
 </w:styles>
 </file>
 
